--- a/backend-exhibits/Dropbox to Microsoft (OneDrive & SharePoint Online) Advanced Plan - Advanced Include.docx
+++ b/backend-exhibits/Dropbox to Microsoft (OneDrive & SharePoint Online) Advanced Plan - Advanced Include.docx
@@ -57,7 +57,7 @@
                 <w:sz w:val="21"/>
                 <w:szCs w:val="21"/>
               </w:rPr>
-              <w:t xml:space="preserve">Advanced Plan Features (Dropbox to </w:t>
+              <w:t xml:space="preserve">Standard Plan Features (Dropbox to </w:t>
             </w:r>
             <w:proofErr w:type="spellStart"/>
             <w:r>
@@ -1379,7 +1379,7 @@
                 <w:sz w:val="21"/>
                 <w:szCs w:val="21"/>
               </w:rPr>
-              <w:t xml:space="preserve">Advanced Plan Features (Dropbox to </w:t>
+              <w:t xml:space="preserve">Standard Plan Features (Dropbox to </w:t>
             </w:r>
             <w:proofErr w:type="spellStart"/>
             <w:r>
